--- a/engine/egch_study/EGCH_Valuation_Study_10-09-2026.docx
+++ b/engine/egch_study/EGCH_Valuation_Study_10-09-2026.docx
@@ -19275,7 +19275,7 @@
           <w:color w:val="1C3A36"/>
           <w:sz w:val="21"/>
         </w:rPr>
-        <w:t>The shares closed at EGP 13.98 on 2026-08-06, 9.0% below their fifty-two-week high of EGP 15.37 and 47.2% above the low of EGP 9.50. The relative strength index reads 60.6 and the average true range is EGP 0.44, or 3.1% of the price a session — a stock that moves about three per cent on an ordinary day.</w:t>
+        <w:t>The shares closed at EGP 14.23 on 2026-09-06, 7.4% below their fifty-two-week high of EGP 15.37 and 45.6% above the low of EGP 9.77. The relative strength index reads 55.8 and the average true range is EGP 0.42, or 3.0% of the price a session — a stock that moves about three per cent on an ordinary day.</w:t>
       </w:r>
     </w:p>
     <w:tbl>
@@ -19403,7 +19403,7 @@
                 <w:color w:val="1C3A36"/>
                 <w:sz w:val="17"/>
               </w:rPr>
-              <w:t>14.98</w:t>
+              <w:t>14.92</w:t>
             </w:r>
           </w:p>
         </w:tc>
@@ -19421,7 +19421,7 @@
                 <w:color w:val="1C3A36"/>
                 <w:sz w:val="17"/>
               </w:rPr>
-              <w:t>7.2%</w:t>
+              <w:t>4.8%</w:t>
             </w:r>
           </w:p>
         </w:tc>
@@ -19479,7 +19479,7 @@
                 <w:color w:val="1C3A36"/>
                 <w:sz w:val="17"/>
               </w:rPr>
-              <w:t>9.9%</w:t>
+              <w:t>8.0%</w:t>
             </w:r>
           </w:p>
         </w:tc>
@@ -19537,7 +19537,7 @@
                 <w:color w:val="1C3A36"/>
                 <w:sz w:val="17"/>
               </w:rPr>
-              <w:t>14.4%</w:t>
+              <w:t>12.4%</w:t>
             </w:r>
           </w:p>
         </w:tc>
@@ -19577,7 +19577,7 @@
                 <w:color w:val="1C3A36"/>
                 <w:sz w:val="17"/>
               </w:rPr>
-              <w:t>12.49</w:t>
+              <w:t>13.87</w:t>
             </w:r>
           </w:p>
         </w:tc>
@@ -19595,7 +19595,7 @@
                 <w:color w:val="1C3A36"/>
                 <w:sz w:val="17"/>
               </w:rPr>
-              <w:t>-10.7%</w:t>
+              <w:t>-2.5%</w:t>
             </w:r>
           </w:p>
         </w:tc>
@@ -19635,7 +19635,7 @@
                 <w:color w:val="1C3A36"/>
                 <w:sz w:val="17"/>
               </w:rPr>
-              <w:t>11.13</w:t>
+              <w:t>12.49</w:t>
             </w:r>
           </w:p>
         </w:tc>
@@ -19653,7 +19653,7 @@
                 <w:color w:val="1C3A36"/>
                 <w:sz w:val="17"/>
               </w:rPr>
-              <w:t>-20.4%</w:t>
+              <w:t>-12.2%</w:t>
             </w:r>
           </w:p>
         </w:tc>
@@ -19693,7 +19693,7 @@
                 <w:color w:val="1C3A36"/>
                 <w:sz w:val="17"/>
               </w:rPr>
-              <w:t>9.83</w:t>
+              <w:t>11.13</w:t>
             </w:r>
           </w:p>
         </w:tc>
@@ -19711,7 +19711,7 @@
                 <w:color w:val="1C3A36"/>
                 <w:sz w:val="17"/>
               </w:rPr>
-              <w:t>-29.7%</w:t>
+              <w:t>-21.8%</w:t>
             </w:r>
           </w:p>
         </w:tc>

--- a/engine/egch_study/EGCH_Valuation_Study_10-09-2026.docx
+++ b/engine/egch_study/EGCH_Valuation_Study_10-09-2026.docx
@@ -203,7 +203,7 @@
                 <w:color w:val="1C3A36"/>
                 <w:sz w:val="19"/>
               </w:rPr>
-              <w:t>This company is building a nitric-acid and ammonium-nitrate complex whose bank-approved cost is about 71% of its own stock-market value, and which was 12.9% built against a 37.0% plan at the last reported date. SO THIS DOCUMENT ANSWERS THE QUESTION TWICE, AND THE TWO ANSWERS HAVE NAMES. Carried through is the world in which the company finishes the plant — which is what management says it is doing. Stopped is the world in which it walks away now, writes off what it has already spent, and carries on as the urea producer it already is. Stopping is worth MORE: EGP 11.61 a share against EGP 8.07, a difference of EGP 3.53. That is not a quirk of the arithmetic and section 1.7 sets out why. Both are published side by side throughout. Neither is averaged into the other, because the average would be true in neither world.</w:t>
+              <w:t>This company is building a nitric-acid and ammonium-nitrate complex whose bank-approved cost is about 71% of its own stock-market value, and which was 12.9% built against a 37.0% plan at the last reported date. SO THIS DOCUMENT ANSWERS THE QUESTION TWICE, AND THE TWO ANSWERS HAVE NAMES. Carried through is the world in which the company finishes the plant — which is what management says it is doing. Stopped is the world in which it walks away now, writes off what it has already spent, and carries on as the urea producer it already is. Stopping is worth MORE: EGP 12.77 a share against EGP 9.24, a difference of EGP 3.54. That is not a quirk of the arithmetic and section 1.7 sets out why. Both are published side by side throughout. Neither is averaged into the other, because the average would be true in neither world.</w:t>
             </w:r>
           </w:p>
           <w:p>
@@ -223,7 +223,7 @@
                 <w:color w:val="1C3A36"/>
                 <w:sz w:val="19"/>
               </w:rPr>
-              <w:t>The answer is the cash-flow lens, and on this company it has TWO SIDES: EGP 8.07 a share if the capital programme is carried through and EGP 11.61 if it is stopped. Both are published throughout and neither is averaged into the other. The other lenses — relative multiples, normalised earnings and book value — are CROSS-CHECKS printed beside the answer, not weights inside it. A previous edition published a weighted blend of the four at stated weights; the weights were typed and had never been tested, and averaging several methods does not make a number more robust than the best of them — it makes a new method with free parameters nobody checked. Where the lenses disagree, the disagreement is the information, and section 4 isolates which assumption drives which gap.</w:t>
+              <w:t>The answer is the cash-flow lens, and on this company it has TWO SIDES: EGP 9.24 a share if the capital programme is carried through and EGP 12.77 if it is stopped. Both are published throughout and neither is averaged into the other. The other lenses — relative multiples, normalised earnings and book value — are CROSS-CHECKS printed beside the answer, not weights inside it. A previous edition published a weighted blend of the four at stated weights; the weights were typed and had never been tested, and averaging several methods does not make a number more robust than the best of them — it makes a new method with free parameters nobody checked. Where the lenses disagree, the disagreement is the information, and section 4 isolates which assumption drives which gap.</w:t>
             </w:r>
           </w:p>
         </w:tc>
@@ -260,7 +260,7 @@
           <w:color w:val="1C3A36"/>
           <w:sz w:val="21"/>
         </w:rPr>
-        <w:t>Four lenses put this company between EGP 7.37 and EGP 19.93 a share. It trades at EGP 14.41. The gap is not a rounding difference between the lenses: it is the whole disagreement. The multiple lens, on the range Egyptian fertilizer producers actually trade at, centres at EGP 19.93 — above the traded price — and it reaches that answer only by never asking what the capital programme does to cash. THE TWO LENSES THAT DO ASK SPLIT ON THE ANSWER, and the split is the study: carrying the programme through gives EGP 8.07 and stopping it gives EGP 11.61 — a difference of EGP 3.53 a share that is what the capital costs its owners. Both sit below the traded price, and so does normalised earnings at EGP 7.37.</w:t>
+        <w:t>Four lenses put this company between EGP 7.37 and EGP 19.93 a share. It trades at EGP 14.41. The gap is not a rounding difference between the lenses: it is the whole disagreement. The multiple lens, on the range Egyptian fertilizer producers actually trade at, centres at EGP 19.93 — above the traded price — and it reaches that answer only by never asking what the capital programme does to cash. THE TWO LENSES THAT DO ASK SPLIT ON THE ANSWER, and the split is the study: carrying the programme through gives EGP 9.24 and stopping it gives EGP 12.77 — a difference of EGP 3.54 a share that is what the capital costs its owners. Both sit below the traded price, and so does normalised earnings at EGP 7.37.</w:t>
       </w:r>
     </w:p>
     <w:p>
@@ -470,7 +470,7 @@
                 <w:color w:val="1C3A36"/>
                 <w:sz w:val="15"/>
               </w:rPr>
-              <w:t>Five-year free cash flow to the firm on a cost of capital gliding from 25.6% to 16.9%, terminal growth 7.0%</w:t>
+              <w:t>Five-year free cash flow to the firm on a cost of capital gliding from 25.6% to 15.9%, terminal growth 7.0%</w:t>
             </w:r>
           </w:p>
         </w:tc>
@@ -488,7 +488,7 @@
                 <w:color w:val="1C3A36"/>
                 <w:sz w:val="15"/>
               </w:rPr>
-              <w:t>3.99 to 8.39</w:t>
+              <w:t>4.75 to 9.57</w:t>
             </w:r>
           </w:p>
         </w:tc>
@@ -506,7 +506,7 @@
                 <w:color w:val="1C3A36"/>
                 <w:sz w:val="15"/>
               </w:rPr>
-              <w:t>8.07</w:t>
+              <w:t>9.24</w:t>
             </w:r>
           </w:p>
         </w:tc>
@@ -524,7 +524,7 @@
                 <w:color w:val="1C3A36"/>
                 <w:sz w:val="15"/>
               </w:rPr>
-              <w:t>-44%</w:t>
+              <w:t>-36%</w:t>
             </w:r>
           </w:p>
         </w:tc>
@@ -581,7 +581,7 @@
                 <w:color w:val="1C3A36"/>
                 <w:sz w:val="15"/>
               </w:rPr>
-              <w:t>8.60 to 11.68</w:t>
+              <w:t>9.53 to 12.85</w:t>
             </w:r>
           </w:p>
         </w:tc>
@@ -599,7 +599,7 @@
                 <w:color w:val="1C3A36"/>
                 <w:sz w:val="15"/>
               </w:rPr>
-              <w:t>11.61</w:t>
+              <w:t>12.77</w:t>
             </w:r>
           </w:p>
         </w:tc>
@@ -617,7 +617,7 @@
                 <w:color w:val="1C3A36"/>
                 <w:sz w:val="15"/>
               </w:rPr>
-              <w:t>-19%</w:t>
+              <w:t>-11%</w:t>
             </w:r>
           </w:p>
         </w:tc>
@@ -939,7 +939,7 @@
                 <w:color w:val="1C3A36"/>
                 <w:sz w:val="15"/>
               </w:rPr>
-              <w:t>The class primary IS the answer and every other read above is a cross-check printed beside it. This one is TWO-SIDED: EGP 8.07 with the capital programme carried through — the company's own stated plan — and EGP 11.61 if it is stopped. The judgement is binary, so an average would describe a half-built plant. The range shown is the floor and ceiling of every read, not a weighted extreme</w:t>
+              <w:t>The class primary IS the answer and every other read above is a cross-check printed beside it. This one is TWO-SIDED: EGP 9.24 with the capital programme carried through — the company's own stated plan — and EGP 12.77 if it is stopped. The judgement is binary, so an average would describe a half-built plant. The range shown is the floor and ceiling of every read, not a weighted extreme</w:t>
             </w:r>
           </w:p>
         </w:tc>
@@ -979,7 +979,7 @@
                 <w:color w:val="1C3A36"/>
                 <w:sz w:val="15"/>
               </w:rPr>
-              <w:t>8.07</w:t>
+              <w:t>9.24</w:t>
             </w:r>
           </w:p>
         </w:tc>
@@ -999,7 +999,7 @@
                 <w:color w:val="1C3A36"/>
                 <w:sz w:val="15"/>
               </w:rPr>
-              <w:t>-44%</w:t>
+              <w:t>-36%</w:t>
             </w:r>
           </w:p>
         </w:tc>
@@ -1166,7 +1166,7 @@
                 <w:color w:val="1C3A36"/>
                 <w:sz w:val="15"/>
               </w:rPr>
-              <w:t>The 10% ad-valorem duty back, charged on every export tonne for ever (5.0966), or at half that rate (6.5857)</w:t>
+              <w:t>The 10% ad-valorem duty back, charged on every export tonne for ever (6.0079), or at half that rate (7.6216)</w:t>
             </w:r>
           </w:p>
         </w:tc>
@@ -1202,7 +1202,7 @@
                 <w:color w:val="1C3A36"/>
                 <w:sz w:val="15"/>
               </w:rPr>
-              <w:t>5.10</w:t>
+              <w:t>6.01</w:t>
             </w:r>
           </w:p>
         </w:tc>
@@ -1220,7 +1220,7 @@
                 <w:color w:val="1C3A36"/>
                 <w:sz w:val="15"/>
               </w:rPr>
-              <w:t>-65%</w:t>
+              <w:t>-58%</w:t>
             </w:r>
           </w:p>
         </w:tc>
@@ -1259,7 +1259,7 @@
                 <w:color w:val="1C3A36"/>
                 <w:sz w:val="15"/>
               </w:rPr>
-              <w:t>Priced at the retired typed US$280/t, the weakest-sourced input in a 304-input register, whose source string was four words long and named no assessor, series, date or basis (7.5002)</w:t>
+              <w:t>Priced at the retired typed US$280/t, the weakest-sourced input in a 304-input register, whose source string was four words long and named no assessor, series, date or basis (8.5859)</w:t>
             </w:r>
           </w:p>
         </w:tc>
@@ -1295,7 +1295,7 @@
                 <w:color w:val="1C3A36"/>
                 <w:sz w:val="15"/>
               </w:rPr>
-              <w:t>7.50</w:t>
+              <w:t>8.59</w:t>
             </w:r>
           </w:p>
         </w:tc>
@@ -1313,7 +1313,7 @@
                 <w:color w:val="1C3A36"/>
                 <w:sz w:val="15"/>
               </w:rPr>
-              <w:t>-48%</w:t>
+              <w:t>-40%</w:t>
             </w:r>
           </w:p>
         </w:tc>
@@ -1388,7 +1388,7 @@
                 <w:color w:val="1C3A36"/>
                 <w:sz w:val="15"/>
               </w:rPr>
-              <w:t>5.41</w:t>
+              <w:t>6.05</w:t>
             </w:r>
           </w:p>
         </w:tc>
@@ -1406,7 +1406,7 @@
                 <w:color w:val="1C3A36"/>
                 <w:sz w:val="15"/>
               </w:rPr>
-              <w:t>-62%</w:t>
+              <w:t>-58%</w:t>
             </w:r>
           </w:p>
         </w:tc>
@@ -1574,7 +1574,7 @@
                 <w:color w:val="1C3A36"/>
                 <w:sz w:val="15"/>
               </w:rPr>
-              <w:t>5.26</w:t>
+              <w:t>5.85</w:t>
             </w:r>
           </w:p>
         </w:tc>
@@ -1592,7 +1592,7 @@
                 <w:color w:val="1C3A36"/>
                 <w:sz w:val="15"/>
               </w:rPr>
-              <w:t>-63%</w:t>
+              <w:t>-59%</w:t>
             </w:r>
           </w:p>
         </w:tc>
@@ -1667,7 +1667,7 @@
                 <w:color w:val="1C3A36"/>
                 <w:sz w:val="15"/>
               </w:rPr>
-              <w:t>6.03</w:t>
+              <w:t>6.76</w:t>
             </w:r>
           </w:p>
         </w:tc>
@@ -1685,7 +1685,7 @@
                 <w:color w:val="1C3A36"/>
                 <w:sz w:val="15"/>
               </w:rPr>
-              <w:t>-58%</w:t>
+              <w:t>-53%</w:t>
             </w:r>
           </w:p>
         </w:tc>
@@ -1760,7 +1760,7 @@
                 <w:color w:val="1C3A36"/>
                 <w:sz w:val="15"/>
               </w:rPr>
-              <w:t>9.29</w:t>
+              <w:t>10.73</w:t>
             </w:r>
           </w:p>
         </w:tc>
@@ -1778,7 +1778,7 @@
                 <w:color w:val="1C3A36"/>
                 <w:sz w:val="15"/>
               </w:rPr>
-              <w:t>-36%</w:t>
+              <w:t>-26%</w:t>
             </w:r>
           </w:p>
         </w:tc>
@@ -1853,7 +1853,7 @@
                 <w:color w:val="1C3A36"/>
                 <w:sz w:val="15"/>
               </w:rPr>
-              <w:t>5.07</w:t>
+              <w:t>5.99</w:t>
             </w:r>
           </w:p>
         </w:tc>
@@ -1871,7 +1871,7 @@
                 <w:color w:val="1C3A36"/>
                 <w:sz w:val="15"/>
               </w:rPr>
-              <w:t>-65%</w:t>
+              <w:t>-58%</w:t>
             </w:r>
           </w:p>
         </w:tc>
@@ -1946,7 +1946,7 @@
                 <w:color w:val="1C3A36"/>
                 <w:sz w:val="15"/>
               </w:rPr>
-              <w:t>8.81</w:t>
+              <w:t>10.06</w:t>
             </w:r>
           </w:p>
         </w:tc>
@@ -1964,7 +1964,7 @@
                 <w:color w:val="1C3A36"/>
                 <w:sz w:val="15"/>
               </w:rPr>
-              <w:t>-39%</w:t>
+              <w:t>-30%</w:t>
             </w:r>
           </w:p>
         </w:tc>
@@ -2039,7 +2039,7 @@
                 <w:color w:val="1C3A36"/>
                 <w:sz w:val="15"/>
               </w:rPr>
-              <w:t>7.08</w:t>
+              <w:t>8.24</w:t>
             </w:r>
           </w:p>
         </w:tc>
@@ -2057,7 +2057,7 @@
                 <w:color w:val="1C3A36"/>
                 <w:sz w:val="15"/>
               </w:rPr>
-              <w:t>-51%</w:t>
+              <w:t>-43%</w:t>
             </w:r>
           </w:p>
         </w:tc>
@@ -2132,7 +2132,7 @@
                 <w:color w:val="1C3A36"/>
                 <w:sz w:val="15"/>
               </w:rPr>
-              <w:t>5.46</w:t>
+              <w:t>6.28</w:t>
             </w:r>
           </w:p>
         </w:tc>
@@ -2150,7 +2150,7 @@
                 <w:color w:val="1C3A36"/>
                 <w:sz w:val="15"/>
               </w:rPr>
-              <w:t>-62%</w:t>
+              <w:t>-56%</w:t>
             </w:r>
           </w:p>
         </w:tc>
@@ -2225,7 +2225,7 @@
                 <w:color w:val="1C3A36"/>
                 <w:sz w:val="15"/>
               </w:rPr>
-              <w:t>9.01</w:t>
+              <w:t>10.25</w:t>
             </w:r>
           </w:p>
         </w:tc>
@@ -2243,7 +2243,7 @@
                 <w:color w:val="1C3A36"/>
                 <w:sz w:val="15"/>
               </w:rPr>
-              <w:t>-37%</w:t>
+              <w:t>-29%</w:t>
             </w:r>
           </w:p>
         </w:tc>
@@ -2318,7 +2318,7 @@
                 <w:color w:val="1C3A36"/>
                 <w:sz w:val="15"/>
               </w:rPr>
-              <w:t>7.87</w:t>
+              <w:t>9.03</w:t>
             </w:r>
           </w:p>
         </w:tc>
@@ -2336,7 +2336,7 @@
                 <w:color w:val="1C3A36"/>
                 <w:sz w:val="15"/>
               </w:rPr>
-              <w:t>-45%</w:t>
+              <w:t>-37%</w:t>
             </w:r>
           </w:p>
         </w:tc>
@@ -2486,7 +2486,7 @@
                 <w:color w:val="1C3A36"/>
                 <w:sz w:val="17"/>
               </w:rPr>
-              <w:t>77.8%</w:t>
+              <w:t>79.8%</w:t>
             </w:r>
           </w:p>
         </w:tc>
@@ -2504,7 +2504,7 @@
                 <w:color w:val="1C3A36"/>
                 <w:sz w:val="17"/>
               </w:rPr>
-              <w:t>58.5%</w:t>
+              <w:t>61.3%</w:t>
             </w:r>
           </w:p>
         </w:tc>
@@ -2526,7 +2526,7 @@
           <w:color w:val="6E7B77"/>
           <w:sz w:val="17"/>
         </w:rPr>
-        <w:t>Table 2.  Reported beside the cash-flow lens because on this company it is the number that decides the answer. The explicit years contribute a present value of EGP 4,971 million on the carried-through case, so the terminal block carries 77.8% of enterprise value; the capital programme takes most of the window's operating cash, which is why the share is high for a going concern.</w:t>
+        <w:t>Table 2.  Reported beside the cash-flow lens because on this company it is the number that decides the answer. The explicit years contribute a present value of EGP 5,005 million on the carried-through case, so the terminal block carries 79.8% of enterprise value; the capital programme takes most of the window's operating cash, which is why the share is high for a going concern.</w:t>
       </w:r>
     </w:p>
     <w:p>
@@ -2594,7 +2594,7 @@
           <w:color w:val="1C3A36"/>
           <w:sz w:val="21"/>
         </w:rPr>
-        <w:t>The alternative readings are shown so that each genuinely contested choice in the construction can be priced rather than argued. The widest of them is the gas price: moving from the price the company's own loss disclosure implies to the contract formula price in its operating agreement is worth EGP 3.00 a share. The narrowest is terminal growth, worth EGP 2.81. Not one of them, alone or together, reaches the traded price — which is the finding this study reports, and the reason the headline states the discount rate the market itself implies rather than asserting that the market is wrong.</w:t>
+        <w:t>The alternative readings are shown so that each genuinely contested choice in the construction can be priced rather than argued. The widest of them is the gas price: moving from the price the company's own loss disclosure implies to the contract formula price in its operating agreement is worth EGP 3.25 a share. The narrowest is terminal growth, worth EGP 3.39. Not one of them, alone or together, reaches the traded price — which is the finding this study reports, and the reason the headline states the discount rate the market itself implies rather than asserting that the market is wrong.</w:t>
       </w:r>
     </w:p>
     <w:p>
@@ -4511,7 +4511,7 @@
                 <w:color w:val="1C3A36"/>
                 <w:sz w:val="16"/>
               </w:rPr>
-              <w:t>23.42%</w:t>
+              <w:t>23.23%</w:t>
             </w:r>
           </w:p>
         </w:tc>
@@ -4529,7 +4529,7 @@
                 <w:color w:val="1C3A36"/>
                 <w:sz w:val="16"/>
               </w:rPr>
-              <w:t>21.58%</w:t>
+              <w:t>21.18%</w:t>
             </w:r>
           </w:p>
         </w:tc>
@@ -4547,7 +4547,7 @@
                 <w:color w:val="1C3A36"/>
                 <w:sz w:val="16"/>
               </w:rPr>
-              <w:t>20.09%</w:t>
+              <w:t>19.50%</w:t>
             </w:r>
           </w:p>
         </w:tc>
@@ -4565,7 +4565,7 @@
                 <w:color w:val="1C3A36"/>
                 <w:sz w:val="16"/>
               </w:rPr>
-              <w:t>18.82%</w:t>
+              <w:t>18.02%</w:t>
             </w:r>
           </w:p>
         </w:tc>
@@ -4623,7 +4623,7 @@
                 <w:color w:val="1C3A36"/>
                 <w:sz w:val="16"/>
               </w:rPr>
-              <w:t>0.6449</w:t>
+              <w:t>0.6460</w:t>
             </w:r>
           </w:p>
         </w:tc>
@@ -4641,7 +4641,7 @@
                 <w:color w:val="1C3A36"/>
                 <w:sz w:val="16"/>
               </w:rPr>
-              <w:t>0.5305</w:t>
+              <w:t>0.5331</w:t>
             </w:r>
           </w:p>
         </w:tc>
@@ -4659,7 +4659,7 @@
                 <w:color w:val="1C3A36"/>
                 <w:sz w:val="16"/>
               </w:rPr>
-              <w:t>0.4417</w:t>
+              <w:t>0.4461</w:t>
             </w:r>
           </w:p>
         </w:tc>
@@ -4677,7 +4677,7 @@
                 <w:color w:val="1C3A36"/>
                 <w:sz w:val="16"/>
               </w:rPr>
-              <w:t>0.3718</w:t>
+              <w:t>0.3780</w:t>
             </w:r>
           </w:p>
         </w:tc>
@@ -4741,7 +4741,7 @@
                 <w:color w:val="1C3A36"/>
                 <w:sz w:val="16"/>
               </w:rPr>
-              <w:t>1,025</w:t>
+              <w:t>1,027</w:t>
             </w:r>
           </w:p>
         </w:tc>
@@ -4761,7 +4761,7 @@
                 <w:color w:val="1C3A36"/>
                 <w:sz w:val="16"/>
               </w:rPr>
-              <w:t>906</w:t>
+              <w:t>911</w:t>
             </w:r>
           </w:p>
         </w:tc>
@@ -4781,7 +4781,7 @@
                 <w:color w:val="1C3A36"/>
                 <w:sz w:val="16"/>
               </w:rPr>
-              <w:t>917</w:t>
+              <w:t>926</w:t>
             </w:r>
           </w:p>
         </w:tc>
@@ -4801,7 +4801,7 @@
                 <w:color w:val="1C3A36"/>
                 <w:sz w:val="16"/>
               </w:rPr>
-              <w:t>1,127</w:t>
+              <w:t>1,146</w:t>
             </w:r>
           </w:p>
         </w:tc>
@@ -5020,7 +5020,7 @@
                 <w:color w:val="1C3A36"/>
                 <w:sz w:val="17"/>
               </w:rPr>
-              <w:t>4,971</w:t>
+              <w:t>5,005</w:t>
             </w:r>
           </w:p>
         </w:tc>
@@ -5038,7 +5038,7 @@
                 <w:color w:val="1C3A36"/>
                 <w:sz w:val="17"/>
               </w:rPr>
-              <w:t>12,215</w:t>
+              <w:t>12,289</w:t>
             </w:r>
           </w:p>
         </w:tc>
@@ -5078,7 +5078,7 @@
                 <w:color w:val="1C3A36"/>
                 <w:sz w:val="17"/>
               </w:rPr>
-              <w:t>17,439</w:t>
+              <w:t>19,711</w:t>
             </w:r>
           </w:p>
         </w:tc>
@@ -5096,7 +5096,7 @@
                 <w:color w:val="1C3A36"/>
                 <w:sz w:val="17"/>
               </w:rPr>
-              <w:t>17,211</w:t>
+              <w:t>19,453</w:t>
             </w:r>
           </w:p>
         </w:tc>
@@ -5140,7 +5140,7 @@
                 <w:color w:val="1C3A36"/>
                 <w:sz w:val="17"/>
               </w:rPr>
-              <w:t>22,410</w:t>
+              <w:t>24,715</w:t>
             </w:r>
           </w:p>
         </w:tc>
@@ -5160,7 +5160,7 @@
                 <w:color w:val="1C3A36"/>
                 <w:sz w:val="17"/>
               </w:rPr>
-              <w:t>29,426</w:t>
+              <w:t>31,742</w:t>
             </w:r>
           </w:p>
         </w:tc>
@@ -5204,7 +5204,7 @@
                 <w:color w:val="1C3A36"/>
                 <w:sz w:val="17"/>
               </w:rPr>
-              <w:t>77.8%</w:t>
+              <w:t>79.8%</w:t>
             </w:r>
           </w:p>
         </w:tc>
@@ -5224,7 +5224,7 @@
                 <w:color w:val="1C3A36"/>
                 <w:sz w:val="17"/>
               </w:rPr>
-              <w:t>58.5%</w:t>
+              <w:t>61.3%</w:t>
             </w:r>
           </w:p>
         </w:tc>
@@ -5442,7 +5442,7 @@
                 <w:color w:val="1C3A36"/>
                 <w:sz w:val="17"/>
               </w:rPr>
-              <w:t>16,041</w:t>
+              <w:t>18,347</w:t>
             </w:r>
           </w:p>
         </w:tc>
@@ -5462,7 +5462,7 @@
                 <w:color w:val="1C3A36"/>
                 <w:sz w:val="17"/>
               </w:rPr>
-              <w:t>23,057</w:t>
+              <w:t>25,373</w:t>
             </w:r>
           </w:p>
         </w:tc>
@@ -5506,7 +5506,7 @@
                 <w:color w:val="1C3A36"/>
                 <w:sz w:val="17"/>
               </w:rPr>
-              <w:t>8.07</w:t>
+              <w:t>9.24</w:t>
             </w:r>
           </w:p>
         </w:tc>
@@ -5526,7 +5526,7 @@
                 <w:color w:val="1C3A36"/>
                 <w:sz w:val="17"/>
               </w:rPr>
-              <w:t>11.61</w:t>
+              <w:t>12.77</w:t>
             </w:r>
           </w:p>
         </w:tc>
@@ -5548,7 +5548,7 @@
           <w:color w:val="6E7B77"/>
           <w:sz w:val="17"/>
         </w:rPr>
-        <w:t>Table 5.  Net debt of EGP 10,032 million stands against an enterprise value of EGP 22,410 million that the cash flows support, so the equity in the carried-through column is the narrow residual between two large numbers — which is why it moves so violently on any change to either. It is stated rather than clipped.</w:t>
+        <w:t>Table 5.  Net debt of EGP 10,032 million stands against an enterprise value of EGP 24,715 million that the cash flows support, so the equity in the carried-through column is the narrow residual between two large numbers — which is why it moves so violently on any change to either. It is stated rather than clipped.</w:t>
       </w:r>
     </w:p>
     <w:p>
@@ -5739,7 +5739,7 @@
                 <w:color w:val="1C3A36"/>
                 <w:sz w:val="17"/>
               </w:rPr>
-              <w:t>11.28</w:t>
+              <w:t>12.44</w:t>
             </w:r>
           </w:p>
         </w:tc>
@@ -5863,7 +5863,7 @@
                 <w:color w:val="1C3A36"/>
                 <w:sz w:val="17"/>
               </w:rPr>
-              <w:t>8.07</w:t>
+              <w:t>9.24</w:t>
             </w:r>
           </w:p>
         </w:tc>
@@ -5929,7 +5929,7 @@
           <w:color w:val="6E7B77"/>
           <w:sz w:val="17"/>
         </w:rPr>
-        <w:t>Table 6.  The operating business is carried at EGP 11.28 a share against net debt of EGP 5.05 — more than the debt standing against it. Free cash flow is positive in 5 of the five forecast years. The equity is the thin residual between two large numbers, which is why the answer moves so violently on any change to either.</w:t>
+        <w:t>Table 6.  The operating business is carried at EGP 12.44 a share against net debt of EGP 5.05 — more than the debt standing against it. Free cash flow is positive in 5 of the five forecast years. The equity is the thin residual between two large numbers, which is why the answer moves so violently on any change to either.</w:t>
       </w:r>
     </w:p>
     <w:p>
@@ -5943,7 +5943,7 @@
           <w:color w:val="1C3A36"/>
           <w:sz w:val="21"/>
         </w:rPr>
-        <w:t>So the question is not whether the plant earns. It is whether EGP 22,410 million is the right enterprise value for a business generating around EGP 5,781 million of operating profit before depreciation, and that is entirely a question about the rate at which Egyptian pounds are capitalised. Holding every operating assumption exactly as built and moving only the discount rate:</w:t>
+        <w:t>So the question is not whether the plant earns. It is whether EGP 24,715 million is the right enterprise value for a business generating around EGP 5,781 million of operating profit before depreciation, and that is entirely a question about the rate at which Egyptian pounds are capitalised. Holding every operating assumption exactly as built and moving only the discount rate:</w:t>
       </w:r>
     </w:p>
     <w:tbl>
@@ -7144,7 +7144,7 @@
           <w:color w:val="1C3A36"/>
           <w:sz w:val="21"/>
         </w:rPr>
-        <w:t>The two numbers worth putting side by side are these: at the traded price the operating business changes hands at 6.1 times that same forward EBITDA, while the cash-flow lens values it at 3.9 times — both measured on the enterprise value this study bridges from, with the listed stakes and the investment property taken out of each. One sits inside the Egyptian industrial band and the other below it. That is the whole disagreement in a single number, and it is reported rather than resolved.</w:t>
+        <w:t>The two numbers worth putting side by side are these: at the traded price the operating business changes hands at 6.1 times that same forward EBITDA, while the cash-flow lens values it at 4.3 times — both measured on the enterprise value this study bridges from, with the listed stakes and the investment property taken out of each. One sits inside the Egyptian industrial band and the other below it. That is the whole disagreement in a single number, and it is reported rather than resolved.</w:t>
       </w:r>
     </w:p>
     <w:p>
@@ -8113,7 +8113,7 @@
           <w:color w:val="1C3A36"/>
           <w:sz w:val="21"/>
         </w:rPr>
-        <w:t>The answer is the cash-flow lens alone: EGP 8.07 a share with the capital programme carried through, 44% below the traded price, and EGP 11.61 if the programme is stopped. It is the answer because it is the one lens that charges the capital programme against the years in which it is spent, which on this company is the whole question. The relative, normalised and book reads are CROSS-CHECKS published beside it — book value in particular prices what has been paid for rather than what it earns, and is a disclosed floor rather than a valuation. A previous edition blended all four at stated weights and published the result as the central; the weights were typed, had never cleared any out-of-sample test, and imported every weakness of the weakest read at whatever weight somebody chose. A number produced by averaging several methods is not more robust than the best of them — it is a new method with free parameters nobody tested. The blend is retired and published unused so a reader of the previous edition can see what changed. The bear and full readings are the floor and ceiling of every read, never a weighted extreme.</w:t>
+        <w:t>The answer is the cash-flow lens alone: EGP 9.24 a share with the capital programme carried through, 36% below the traded price, and EGP 12.77 if the programme is stopped. It is the answer because it is the one lens that charges the capital programme against the years in which it is spent, which on this company is the whole question. The relative, normalised and book reads are CROSS-CHECKS published beside it — book value in particular prices what has been paid for rather than what it earns, and is a disclosed floor rather than a valuation. A previous edition blended all four at stated weights and published the result as the central; the weights were typed, had never cleared any out-of-sample test, and imported every weakness of the weakest read at whatever weight somebody chose. A number produced by averaging several methods is not more robust than the best of them — it is a new method with free parameters nobody tested. The blend is retired and published unused so a reader of the previous edition can see what changed. The bear and full readings are the floor and ceiling of every read, never a weighted extreme.</w:t>
       </w:r>
     </w:p>
     <w:p>
@@ -11994,7 +11994,7 @@
           <w:color w:val="1C3A36"/>
           <w:sz w:val="21"/>
         </w:rPr>
-        <w:t>Carried through, the programme is worth EGP 8.07 a share. Stopped, EGP 11.61. The difference, EGP 3.53 a share or EGP 7,016 million of equity, is the cost of the programme to shareholders on this model's assumptions. What decides it is whether the plant, once built, earns a return above the capital sunk into it. On the disclosed cost and the derived nameplate it does not.</w:t>
+        <w:t>Carried through, the programme is worth EGP 9.24 a share. Stopped, EGP 12.77. The difference, EGP 3.54 a share or EGP 7,026 million of equity, is the cost of the programme to shareholders on this model's assumptions. What decides it is whether the plant, once built, earns a return above the capital sunk into it. On the disclosed cost and the derived nameplate it does not.</w:t>
       </w:r>
     </w:p>
     <w:p>
@@ -12418,7 +12418,7 @@
                 <w:color w:val="1C3A36"/>
                 <w:sz w:val="17"/>
               </w:rPr>
-              <w:t>EGP 8.07</w:t>
+              <w:t>EGP 9.24</w:t>
             </w:r>
           </w:p>
         </w:tc>
@@ -12437,7 +12437,7 @@
                 <w:color w:val="1C3A36"/>
                 <w:sz w:val="17"/>
               </w:rPr>
-              <w:t>EGP 11.61</w:t>
+              <w:t>EGP 12.77</w:t>
             </w:r>
           </w:p>
         </w:tc>
@@ -12473,7 +12473,7 @@
           <w:color w:val="1C3A36"/>
           <w:sz w:val="21"/>
         </w:rPr>
-        <w:t>Why stopping is worth more, in one line: the money leaves early and the earnings arrive late. The remaining EGP 14.7 billion goes out across the five forecast years, discounted at 25.6% in the first of them; the plant that money buys earns nothing until after the window closes, and that later stream is discounted at 16.9% for every year of the wait. Put the same point without the discounting and it is starker still: on the bank-approved cost and the nameplate this model derives, the finished complex earns 1.69% after tax on the money sunk into it, against capital that costs 16.9%. A plant returning less than a tenth of what its funding costs subtracts value by being built, however well it is run.</w:t>
+        <w:t>Why stopping is worth more, in one line: the money leaves early and the earnings arrive late. The remaining EGP 14.7 billion goes out across the five forecast years, discounted at 25.6% in the first of them; the plant that money buys earns nothing until after the window closes, and that later stream is discounted at 15.9% for every year of the wait. Put the same point without the discounting and it is starker still: on the bank-approved cost and the nameplate this model derives, the finished complex earns 1.69% after tax on the money sunk into it, against capital that costs 15.9%. A plant returning less than a tenth of what its funding costs subtracts value by being built, however well it is run.</w:t>
       </w:r>
     </w:p>
     <w:p>
@@ -12501,7 +12501,7 @@
           <w:color w:val="1C3A36"/>
           <w:sz w:val="21"/>
         </w:rPr>
-        <w:t>How to use the pair.  If you believe the company will finish the plant and that it will earn what this model assumes, the number is EGP 8.07. If you believe the money would be better not spent, it is EGP 11.61. The EGP 3.53 between them — EGP 7,016 million across all the shares — is the size of that single bet, and it is larger than either the multiple lens or the book-value lens moves for any other reason in this study. The falsifier is stated and dated: the nameplate this study derives is tested against KIMA's own annual report for FY2025/26.</w:t>
+        <w:t>How to use the pair.  If you believe the company will finish the plant and that it will earn what this model assumes, the number is EGP 9.24. If you believe the money would be better not spent, it is EGP 12.77. The EGP 3.54 between them — EGP 7,026 million across all the shares — is the size of that single bet, and it is larger than either the multiple lens or the book-value lens moves for any other reason in this study. The falsifier is stated and dated: the nameplate this study derives is tested against KIMA's own annual report for FY2025/26.</w:t>
       </w:r>
     </w:p>
     <w:tbl>
@@ -13329,7 +13329,7 @@
                 <w:color w:val="1C3A36"/>
                 <w:sz w:val="16"/>
               </w:rPr>
-              <w:t>16.9%</w:t>
+              <w:t>15.9%</w:t>
             </w:r>
           </w:p>
         </w:tc>
@@ -14130,7 +14130,7 @@
           <w:color w:val="1C3A36"/>
           <w:sz w:val="19"/>
         </w:rPr>
-        <w:t>The honest counter-argument is that the two pre-project years flatter the plant: it was newly built, and new plant does not need much. The upper framing of the same driver is replacement-rate maintenance — gross fixed assets at that same 3.95% machinery rate, or 6.1% of revenue. Both are published: the observed rate is the central and the replacement rate is the downside, and they are worth EGP 0.99 a share between them. They are not averaged.</w:t>
+        <w:t>The honest counter-argument is that the two pre-project years flatter the plant: it was newly built, and new plant does not need much. The upper framing of the same driver is replacement-rate maintenance — gross fixed assets at that same 3.95% machinery rate, or 6.1% of revenue. Both are published: the observed rate is the central and the replacement rate is the downside, and they are worth EGP 1.00 a share between them. They are not averaged.</w:t>
       </w:r>
     </w:p>
     <w:p>
@@ -16074,7 +16074,7 @@
           <w:color w:val="1C3A36"/>
           <w:sz w:val="19"/>
         </w:rPr>
-        <w:t>Two things about that construction are disclosed rather than argued, because the cost-of-capital build tests for both. The company's own local-currency facility carries 19.40% against a 23.00% sovereign ten-year yield: a same-currency corporate borrowing below its sovereign. It is the company's disclosed rate on a state-bank facility and is used as disclosed. A same-currency borrower does not normally borrow below its sovereign, so the construction with every leg floored at the 23.00% sovereign yield plus the company's own spread over the policy rate — which its facilities print as nil — is priced in the table below: EGP 6.03 a share on the carried-through cash-flow lens against EGP 8.07, a difference of EGP -2.05. The lower disclosed rates raise the answer, so the choice made leans toward the traded price, not away from it.</w:t>
+        <w:t>Two things about that construction are disclosed rather than argued, because the cost-of-capital build tests for both. The company's own local-currency facility carries 19.40% against a 23.00% sovereign ten-year yield: a same-currency corporate borrowing below its sovereign. It is the company's disclosed rate on a state-bank facility and is used as disclosed. A same-currency borrower does not normally borrow below its sovereign, so the construction with every leg floored at the 23.00% sovereign yield plus the company's own spread over the policy rate — which its facilities print as nil — is priced in the table below: EGP 6.76 a share on the carried-through cash-flow lens against EGP 9.24, a difference of EGP -2.47. The lower disclosed rates raise the answer, so the choice made leans toward the traded price, not away from it.</w:t>
       </w:r>
     </w:p>
     <w:p>
@@ -16103,7 +16103,7 @@
           <w:color w:val="1C3A36"/>
           <w:sz w:val="21"/>
         </w:rPr>
-        <w:t>A spot cost of capital embeds today's 14.3% inflation in every future year, while the terminal value grows at the central bank's longest-horizon target of 7.0%. Capitalising one at the other is a units mismatch, and on a company whose value sits in its terminal year it would be the largest error in the study. The rate therefore glides to a terminal rate built from its own components: 7.0% inflation — the same figure terminal growth is set at, so the perpetuity neither grows nor shrinks in real terms — compounded with a 3.5% real rate gives a normalised risk-free rate of 10.50%, and the terminal cost of capital is 16.88%. Discount factors compound the glide year by year rather than raising one rate to a power. The earlier edition of this study discounted a 7.0%-growth perpetuity at a terminal rate built on the shorter-horizon 7.0% target, which assumed a real decline of about two per cent a year for ever that nothing disclosed; that is corrected here.</w:t>
+        <w:t>A spot cost of capital embeds today's 14.3% inflation in every future year, while the terminal value grows at the central bank's longest-horizon target of 7.0%. Capitalising one at the other is a units mismatch, and on a company whose value sits in its terminal year it would be the largest error in the study. The rate therefore glides to a terminal rate built from its own components: 7.0% inflation — the same figure terminal growth is set at, so the perpetuity neither grows nor shrinks in real terms — compounded with a 2.0% real rate gives a normalised risk-free rate of 9.00%, and the terminal cost of capital is 15.88%. Discount factors compound the glide year by year rather than raising one rate to a power. The earlier edition of this study discounted a 7.0%-growth perpetuity at a terminal rate built on the shorter-horizon 7.0% target, which assumed a real decline of about two per cent a year for ever that nothing disclosed; that is corrected here.</w:t>
       </w:r>
     </w:p>
     <w:p>
@@ -16280,7 +16280,7 @@
                 <w:color w:val="1C3A36"/>
                 <w:sz w:val="15"/>
               </w:rPr>
-              <w:t>Against EGP 8.07</w:t>
+              <w:t>Against EGP 9.24</w:t>
             </w:r>
           </w:p>
         </w:tc>
@@ -16338,7 +16338,7 @@
                 <w:color w:val="1C3A36"/>
                 <w:sz w:val="15"/>
               </w:rPr>
-              <w:t>The 10% ad-valorem duty back, charged on every export tonne for ever (5.0966), or at half that rate (6.5857)</w:t>
+              <w:t>The 10% ad-valorem duty back, charged on every export tonne for ever (6.0079), or at half that rate (7.6216)</w:t>
             </w:r>
           </w:p>
         </w:tc>
@@ -16356,7 +16356,7 @@
                 <w:color w:val="1C3A36"/>
                 <w:sz w:val="15"/>
               </w:rPr>
-              <w:t>5.10</w:t>
+              <w:t>6.01</w:t>
             </w:r>
           </w:p>
         </w:tc>
@@ -16374,7 +16374,7 @@
                 <w:color w:val="1C3A36"/>
                 <w:sz w:val="15"/>
               </w:rPr>
-              <w:t>-2.98</w:t>
+              <w:t>-3.23</w:t>
             </w:r>
           </w:p>
         </w:tc>
@@ -16430,7 +16430,7 @@
                 <w:color w:val="1C3A36"/>
                 <w:sz w:val="15"/>
               </w:rPr>
-              <w:t>Priced at the retired typed US$280/t, the weakest-sourced input in a 304-input register, whose source string was four words long and named no assessor, series, date or basis (7.5002)</w:t>
+              <w:t>Priced at the retired typed US$280/t, the weakest-sourced input in a 304-input register, whose source string was four words long and named no assessor, series, date or basis (8.5859)</w:t>
             </w:r>
           </w:p>
         </w:tc>
@@ -16448,7 +16448,7 @@
                 <w:color w:val="1C3A36"/>
                 <w:sz w:val="15"/>
               </w:rPr>
-              <w:t>7.50</w:t>
+              <w:t>8.59</w:t>
             </w:r>
           </w:p>
         </w:tc>
@@ -16466,7 +16466,7 @@
                 <w:color w:val="1C3A36"/>
                 <w:sz w:val="15"/>
               </w:rPr>
-              <w:t>-0.57</w:t>
+              <w:t>-0.65</w:t>
             </w:r>
           </w:p>
         </w:tc>
@@ -16540,7 +16540,7 @@
                 <w:color w:val="1C3A36"/>
                 <w:sz w:val="15"/>
               </w:rPr>
-              <w:t>5.41</w:t>
+              <w:t>6.05</w:t>
             </w:r>
           </w:p>
         </w:tc>
@@ -16558,7 +16558,7 @@
                 <w:color w:val="1C3A36"/>
                 <w:sz w:val="15"/>
               </w:rPr>
-              <w:t>-2.67</w:t>
+              <w:t>-3.19</w:t>
             </w:r>
           </w:p>
         </w:tc>
@@ -16650,7 +16650,7 @@
                 <w:color w:val="1C3A36"/>
                 <w:sz w:val="15"/>
               </w:rPr>
-              <w:t>-4.93</w:t>
+              <w:t>-6.09</w:t>
             </w:r>
           </w:p>
         </w:tc>
@@ -16724,7 +16724,7 @@
                 <w:color w:val="1C3A36"/>
                 <w:sz w:val="15"/>
               </w:rPr>
-              <w:t>5.26</w:t>
+              <w:t>5.85</w:t>
             </w:r>
           </w:p>
         </w:tc>
@@ -16742,7 +16742,7 @@
                 <w:color w:val="1C3A36"/>
                 <w:sz w:val="15"/>
               </w:rPr>
-              <w:t>-2.81</w:t>
+              <w:t>-3.39</w:t>
             </w:r>
           </w:p>
         </w:tc>
@@ -16816,7 +16816,7 @@
                 <w:color w:val="1C3A36"/>
                 <w:sz w:val="15"/>
               </w:rPr>
-              <w:t>6.03</w:t>
+              <w:t>6.76</w:t>
             </w:r>
           </w:p>
         </w:tc>
@@ -16834,7 +16834,7 @@
                 <w:color w:val="1C3A36"/>
                 <w:sz w:val="15"/>
               </w:rPr>
-              <w:t>-2.05</w:t>
+              <w:t>-2.47</w:t>
             </w:r>
           </w:p>
         </w:tc>
@@ -16908,7 +16908,7 @@
                 <w:color w:val="1C3A36"/>
                 <w:sz w:val="15"/>
               </w:rPr>
-              <w:t>9.29</w:t>
+              <w:t>10.73</w:t>
             </w:r>
           </w:p>
         </w:tc>
@@ -16926,7 +16926,7 @@
                 <w:color w:val="1C3A36"/>
                 <w:sz w:val="15"/>
               </w:rPr>
-              <w:t>+1.22</w:t>
+              <w:t>+1.49</w:t>
             </w:r>
           </w:p>
         </w:tc>
@@ -17000,7 +17000,7 @@
                 <w:color w:val="1C3A36"/>
                 <w:sz w:val="15"/>
               </w:rPr>
-              <w:t>5.07</w:t>
+              <w:t>5.99</w:t>
             </w:r>
           </w:p>
         </w:tc>
@@ -17018,7 +17018,7 @@
                 <w:color w:val="1C3A36"/>
                 <w:sz w:val="15"/>
               </w:rPr>
-              <w:t>-3.00</w:t>
+              <w:t>-3.25</w:t>
             </w:r>
           </w:p>
         </w:tc>
@@ -17092,7 +17092,7 @@
                 <w:color w:val="1C3A36"/>
                 <w:sz w:val="15"/>
               </w:rPr>
-              <w:t>8.81</w:t>
+              <w:t>10.06</w:t>
             </w:r>
           </w:p>
         </w:tc>
@@ -17110,7 +17110,7 @@
                 <w:color w:val="1C3A36"/>
                 <w:sz w:val="15"/>
               </w:rPr>
-              <w:t>+0.73</w:t>
+              <w:t>+0.83</w:t>
             </w:r>
           </w:p>
         </w:tc>
@@ -17184,7 +17184,7 @@
                 <w:color w:val="1C3A36"/>
                 <w:sz w:val="15"/>
               </w:rPr>
-              <w:t>7.08</w:t>
+              <w:t>8.24</w:t>
             </w:r>
           </w:p>
         </w:tc>
@@ -17202,7 +17202,7 @@
                 <w:color w:val="1C3A36"/>
                 <w:sz w:val="15"/>
               </w:rPr>
-              <w:t>-0.99</w:t>
+              <w:t>-1.00</w:t>
             </w:r>
           </w:p>
         </w:tc>
@@ -17276,7 +17276,7 @@
                 <w:color w:val="1C3A36"/>
                 <w:sz w:val="15"/>
               </w:rPr>
-              <w:t>5.46</w:t>
+              <w:t>6.28</w:t>
             </w:r>
           </w:p>
         </w:tc>
@@ -17294,7 +17294,7 @@
                 <w:color w:val="1C3A36"/>
                 <w:sz w:val="15"/>
               </w:rPr>
-              <w:t>-2.62</w:t>
+              <w:t>-2.96</w:t>
             </w:r>
           </w:p>
         </w:tc>
@@ -17368,7 +17368,7 @@
                 <w:color w:val="1C3A36"/>
                 <w:sz w:val="15"/>
               </w:rPr>
-              <w:t>9.01</w:t>
+              <w:t>10.25</w:t>
             </w:r>
           </w:p>
         </w:tc>
@@ -17386,7 +17386,7 @@
                 <w:color w:val="1C3A36"/>
                 <w:sz w:val="15"/>
               </w:rPr>
-              <w:t>+0.93</w:t>
+              <w:t>+1.01</w:t>
             </w:r>
           </w:p>
         </w:tc>
@@ -17460,7 +17460,7 @@
                 <w:color w:val="1C3A36"/>
                 <w:sz w:val="15"/>
               </w:rPr>
-              <w:t>7.87</w:t>
+              <w:t>9.03</w:t>
             </w:r>
           </w:p>
         </w:tc>
@@ -17517,7 +17517,7 @@
           <w:color w:val="6E7B77"/>
           <w:sz w:val="17"/>
         </w:rPr>
-        <w:t>Table 19.  The two that move the answer most are glide (-4.93) and gas (-3.00); none of the 13, and no combination of them, closes the gap to the traded price.</w:t>
+        <w:t>Table 19.  The two that move the answer most are glide (-6.09) and terminal growth (-3.39); none of the 13, and no combination of them, closes the gap to the traded price.</w:t>
       </w:r>
     </w:p>
     <w:p>
@@ -17788,7 +17788,7 @@
                 <w:color w:val="1C3A36"/>
                 <w:sz w:val="17"/>
               </w:rPr>
-              <w:t>-0.34</w:t>
+              <w:t>-0.30</w:t>
             </w:r>
           </w:p>
         </w:tc>
@@ -17806,7 +17806,7 @@
                 <w:color w:val="1C3A36"/>
                 <w:sz w:val="17"/>
               </w:rPr>
-              <w:t>2.15</w:t>
+              <w:t>2.23</w:t>
             </w:r>
           </w:p>
         </w:tc>
@@ -17824,7 +17824,7 @@
                 <w:color w:val="1C3A36"/>
                 <w:sz w:val="17"/>
               </w:rPr>
-              <w:t>4.65</w:t>
+              <w:t>4.76</w:t>
             </w:r>
           </w:p>
         </w:tc>
@@ -17842,7 +17842,7 @@
                 <w:color w:val="1C3A36"/>
                 <w:sz w:val="17"/>
               </w:rPr>
-              <w:t>7.14</w:t>
+              <w:t>7.28</w:t>
             </w:r>
           </w:p>
         </w:tc>
@@ -17860,7 +17860,7 @@
                 <w:color w:val="1C3A36"/>
                 <w:sz w:val="17"/>
               </w:rPr>
-              <w:t>9.64</w:t>
+              <w:t>9.81</w:t>
             </w:r>
           </w:p>
         </w:tc>
@@ -17900,7 +17900,7 @@
                 <w:color w:val="1C3A36"/>
                 <w:sz w:val="17"/>
               </w:rPr>
-              <w:t>-0.71</w:t>
+              <w:t>-0.67</w:t>
             </w:r>
           </w:p>
         </w:tc>
@@ -17918,7 +17918,7 @@
                 <w:color w:val="1C3A36"/>
                 <w:sz w:val="17"/>
               </w:rPr>
-              <w:t>1.58</w:t>
+              <w:t>1.65</w:t>
             </w:r>
           </w:p>
         </w:tc>
@@ -17936,7 +17936,7 @@
                 <w:color w:val="1C3A36"/>
                 <w:sz w:val="17"/>
               </w:rPr>
-              <w:t>3.87</w:t>
+              <w:t>3.97</w:t>
             </w:r>
           </w:p>
         </w:tc>
@@ -17954,7 +17954,7 @@
                 <w:color w:val="1C3A36"/>
                 <w:sz w:val="17"/>
               </w:rPr>
-              <w:t>6.17</w:t>
+              <w:t>6.29</w:t>
             </w:r>
           </w:p>
         </w:tc>
@@ -17972,7 +17972,7 @@
                 <w:color w:val="1C3A36"/>
                 <w:sz w:val="17"/>
               </w:rPr>
-              <w:t>8.46</w:t>
+              <w:t>8.61</w:t>
             </w:r>
           </w:p>
         </w:tc>
@@ -18012,7 +18012,7 @@
                 <w:color w:val="1C3A36"/>
                 <w:sz w:val="17"/>
               </w:rPr>
-              <w:t>-1.06</w:t>
+              <w:t>-1.02</w:t>
             </w:r>
           </w:p>
         </w:tc>
@@ -18030,7 +18030,7 @@
                 <w:color w:val="1C3A36"/>
                 <w:sz w:val="17"/>
               </w:rPr>
-              <w:t>1.04</w:t>
+              <w:t>1.10</w:t>
             </w:r>
           </w:p>
         </w:tc>
@@ -18048,7 +18048,7 @@
                 <w:color w:val="1C3A36"/>
                 <w:sz w:val="17"/>
               </w:rPr>
-              <w:t>3.14</w:t>
+              <w:t>3.22</w:t>
             </w:r>
           </w:p>
         </w:tc>
@@ -18066,7 +18066,7 @@
                 <w:color w:val="1C3A36"/>
                 <w:sz w:val="17"/>
               </w:rPr>
-              <w:t>5.24</w:t>
+              <w:t>5.35</w:t>
             </w:r>
           </w:p>
         </w:tc>
@@ -18084,7 +18084,7 @@
                 <w:color w:val="1C3A36"/>
                 <w:sz w:val="17"/>
               </w:rPr>
-              <w:t>7.34</w:t>
+              <w:t>7.47</w:t>
             </w:r>
           </w:p>
         </w:tc>
@@ -18124,7 +18124,7 @@
                 <w:color w:val="1C3A36"/>
                 <w:sz w:val="17"/>
               </w:rPr>
-              <w:t>-1.28</w:t>
+              <w:t>-1.25</w:t>
             </w:r>
           </w:p>
         </w:tc>
@@ -18142,7 +18142,7 @@
                 <w:color w:val="1C3A36"/>
                 <w:sz w:val="17"/>
               </w:rPr>
-              <w:t>0.69</w:t>
+              <w:t>0.75</w:t>
             </w:r>
           </w:p>
         </w:tc>
@@ -18160,7 +18160,7 @@
                 <w:color w:val="1C3A36"/>
                 <w:sz w:val="17"/>
               </w:rPr>
-              <w:t>2.67</w:t>
+              <w:t>2.74</w:t>
             </w:r>
           </w:p>
         </w:tc>
@@ -18178,7 +18178,7 @@
                 <w:color w:val="1C3A36"/>
                 <w:sz w:val="17"/>
               </w:rPr>
-              <w:t>4.64</w:t>
+              <w:t>4.74</w:t>
             </w:r>
           </w:p>
         </w:tc>
@@ -18196,7 +18196,7 @@
                 <w:color w:val="1C3A36"/>
                 <w:sz w:val="17"/>
               </w:rPr>
-              <w:t>6.62</w:t>
+              <w:t>6.74</w:t>
             </w:r>
           </w:p>
         </w:tc>
@@ -18236,7 +18236,7 @@
                 <w:color w:val="1C3A36"/>
                 <w:sz w:val="17"/>
               </w:rPr>
-              <w:t>-1.50</w:t>
+              <w:t>-1.48</w:t>
             </w:r>
           </w:p>
         </w:tc>
@@ -18254,7 +18254,7 @@
                 <w:color w:val="1C3A36"/>
                 <w:sz w:val="17"/>
               </w:rPr>
-              <w:t>0.35</w:t>
+              <w:t>0.40</w:t>
             </w:r>
           </w:p>
         </w:tc>
@@ -18272,7 +18272,7 @@
                 <w:color w:val="1C3A36"/>
                 <w:sz w:val="17"/>
               </w:rPr>
-              <w:t>2.20</w:t>
+              <w:t>2.27</w:t>
             </w:r>
           </w:p>
         </w:tc>
@@ -18290,7 +18290,7 @@
                 <w:color w:val="1C3A36"/>
                 <w:sz w:val="17"/>
               </w:rPr>
-              <w:t>4.06</w:t>
+              <w:t>4.14</w:t>
             </w:r>
           </w:p>
         </w:tc>
@@ -18308,7 +18308,7 @@
                 <w:color w:val="1C3A36"/>
                 <w:sz w:val="17"/>
               </w:rPr>
-              <w:t>5.91</w:t>
+              <w:t>6.02</w:t>
             </w:r>
           </w:p>
         </w:tc>
@@ -18330,7 +18330,7 @@
           <w:color w:val="6E7B77"/>
           <w:sz w:val="17"/>
         </w:rPr>
-        <w:t>Table 20.  The highest cell in the grid is EGP 9.64, at a long-run export price above today's spot and a terminal rate below the sovereign's own short-term yield. Reaching EGP 14.41 requires leaving the grid altogether, which is what the reverse calculation in the headline does explicitly.</w:t>
+        <w:t>Table 20.  The highest cell in the grid is EGP 9.81, at a long-run export price above today's spot and a terminal rate below the sovereign's own short-term yield. Reaching EGP 14.41 requires leaving the grid altogether, which is what the reverse calculation in the headline does explicitly.</w:t>
       </w:r>
     </w:p>
     <w:p>
@@ -18515,7 +18515,7 @@
                 <w:color w:val="1C3A36"/>
                 <w:sz w:val="16"/>
               </w:rPr>
-              <w:t>-1.06 to 7.34</w:t>
+              <w:t>-1.02 to 7.47</w:t>
             </w:r>
           </w:p>
         </w:tc>
@@ -18535,7 +18535,7 @@
                 <w:color w:val="1C3A36"/>
                 <w:sz w:val="16"/>
               </w:rPr>
-              <w:t>8.40</w:t>
+              <w:t>8.50</w:t>
             </w:r>
           </w:p>
         </w:tc>
@@ -18592,7 +18592,7 @@
                 <w:color w:val="1C3A36"/>
                 <w:sz w:val="16"/>
               </w:rPr>
-              <w:t>8.07 to 11.61</w:t>
+              <w:t>9.24 to 12.77</w:t>
             </w:r>
           </w:p>
         </w:tc>
@@ -18610,7 +18610,7 @@
                 <w:color w:val="1C3A36"/>
                 <w:sz w:val="16"/>
               </w:rPr>
-              <w:t>3.53</w:t>
+              <w:t>3.54</w:t>
             </w:r>
           </w:p>
         </w:tc>
@@ -18632,7 +18632,7 @@
                 <w:color w:val="1C3A36"/>
                 <w:sz w:val="16"/>
               </w:rPr>
-              <w:t>Gas price</w:t>
+              <w:t>Terminal growth</w:t>
             </w:r>
           </w:p>
         </w:tc>
@@ -18649,7 +18649,7 @@
                 <w:color w:val="1C3A36"/>
                 <w:sz w:val="16"/>
               </w:rPr>
-              <w:t>The realised price against the contract formula price</w:t>
+              <w:t>7.0% against 3.0%</w:t>
             </w:r>
           </w:p>
         </w:tc>
@@ -18667,7 +18667,7 @@
                 <w:color w:val="1C3A36"/>
                 <w:sz w:val="16"/>
               </w:rPr>
-              <w:t>5.07 to 8.07</w:t>
+              <w:t>5.85 to 9.24</w:t>
             </w:r>
           </w:p>
         </w:tc>
@@ -18685,7 +18685,7 @@
                 <w:color w:val="1C3A36"/>
                 <w:sz w:val="16"/>
               </w:rPr>
-              <w:t>3.00</w:t>
+              <w:t>3.39</w:t>
             </w:r>
           </w:p>
         </w:tc>
@@ -18707,7 +18707,7 @@
                 <w:color w:val="1C3A36"/>
                 <w:sz w:val="16"/>
               </w:rPr>
-              <w:t>Terminal growth</w:t>
+              <w:t>Gas price</w:t>
             </w:r>
           </w:p>
         </w:tc>
@@ -18724,7 +18724,7 @@
                 <w:color w:val="1C3A36"/>
                 <w:sz w:val="16"/>
               </w:rPr>
-              <w:t>7.0% against 3.0%</w:t>
+              <w:t>The realised price against the contract formula price</w:t>
             </w:r>
           </w:p>
         </w:tc>
@@ -18742,7 +18742,7 @@
                 <w:color w:val="1C3A36"/>
                 <w:sz w:val="16"/>
               </w:rPr>
-              <w:t>5.26 to 8.07</w:t>
+              <w:t>5.99 to 9.24</w:t>
             </w:r>
           </w:p>
         </w:tc>
@@ -18760,7 +18760,7 @@
                 <w:color w:val="1C3A36"/>
                 <w:sz w:val="16"/>
               </w:rPr>
-              <w:t>2.81</w:t>
+              <w:t>3.25</w:t>
             </w:r>
           </w:p>
         </w:tc>
@@ -18817,7 +18817,7 @@
                 <w:color w:val="1C3A36"/>
                 <w:sz w:val="16"/>
               </w:rPr>
-              <w:t>5.41 to 8.07</w:t>
+              <w:t>6.05 to 9.24</w:t>
             </w:r>
           </w:p>
         </w:tc>
@@ -18835,7 +18835,7 @@
                 <w:color w:val="1C3A36"/>
                 <w:sz w:val="16"/>
               </w:rPr>
-              <w:t>2.67</w:t>
+              <w:t>3.19</w:t>
             </w:r>
           </w:p>
         </w:tc>
@@ -18892,7 +18892,7 @@
                 <w:color w:val="1C3A36"/>
                 <w:sz w:val="16"/>
               </w:rPr>
-              <w:t>2.20 to 4.65</w:t>
+              <w:t>2.27 to 4.76</w:t>
             </w:r>
           </w:p>
         </w:tc>
@@ -18910,7 +18910,7 @@
                 <w:color w:val="1C3A36"/>
                 <w:sz w:val="16"/>
               </w:rPr>
-              <w:t>2.45</w:t>
+              <w:t>2.49</w:t>
             </w:r>
           </w:p>
         </w:tc>
@@ -18967,7 +18967,7 @@
                 <w:color w:val="1C3A36"/>
                 <w:sz w:val="16"/>
               </w:rPr>
-              <w:t>6.03 to 8.07</w:t>
+              <w:t>6.76 to 9.24</w:t>
             </w:r>
           </w:p>
         </w:tc>
@@ -18985,7 +18985,7 @@
                 <w:color w:val="1C3A36"/>
                 <w:sz w:val="16"/>
               </w:rPr>
-              <w:t>2.05</w:t>
+              <w:t>2.47</w:t>
             </w:r>
           </w:p>
         </w:tc>
@@ -19042,7 +19042,7 @@
                 <w:color w:val="1C3A36"/>
                 <w:sz w:val="16"/>
               </w:rPr>
-              <w:t>8.07 to 9.29</w:t>
+              <w:t>9.24 to 10.73</w:t>
             </w:r>
           </w:p>
         </w:tc>
@@ -19060,7 +19060,7 @@
                 <w:color w:val="1C3A36"/>
                 <w:sz w:val="16"/>
               </w:rPr>
-              <w:t>1.22</w:t>
+              <w:t>1.49</w:t>
             </w:r>
           </w:p>
         </w:tc>
@@ -19117,7 +19117,7 @@
                 <w:color w:val="1C3A36"/>
                 <w:sz w:val="16"/>
               </w:rPr>
-              <w:t>7.08 to 8.07</w:t>
+              <w:t>8.24 to 9.24</w:t>
             </w:r>
           </w:p>
         </w:tc>
@@ -19135,7 +19135,7 @@
                 <w:color w:val="1C3A36"/>
                 <w:sz w:val="16"/>
               </w:rPr>
-              <w:t>0.99</w:t>
+              <w:t>1.00</w:t>
             </w:r>
           </w:p>
         </w:tc>
@@ -19192,7 +19192,7 @@
                 <w:color w:val="1C3A36"/>
                 <w:sz w:val="16"/>
               </w:rPr>
-              <w:t>8.07 to 8.81</w:t>
+              <w:t>9.24 to 10.06</w:t>
             </w:r>
           </w:p>
         </w:tc>
@@ -19210,7 +19210,7 @@
                 <w:color w:val="1C3A36"/>
                 <w:sz w:val="16"/>
               </w:rPr>
-              <w:t>0.73</w:t>
+              <w:t>0.83</w:t>
             </w:r>
           </w:p>
         </w:tc>
@@ -19246,7 +19246,7 @@
           <w:color w:val="1C3A36"/>
           <w:sz w:val="19"/>
         </w:rPr>
-        <w:t>The beta deserves a note of its own, because it is the one input in the cost of capital that comes from a statistical estimate rather than from a quote or a disclosure. It is 1.020, from 256 weekly observations over 4.9 years of the share against the published EGX30 index — the index of the exchange the share is listed on, as of 2026-09-08 — on the exchange's own Sunday-to-Thursday week. The regression explains 24.8% of the variation with a standard error of 0.191, so all three conditions of the usability test are met and the estimate is adopted rather than defaulted; the Blume-adjusted cross-check is 1.013. The interval is wide, 0.71 to 1.33 at ninety per cent, because the share is thinly traded, and the lower bound is priced with the other contested constructions in section 1.8 rather than argued away: at 0.72 the answer is EGP 9.29 instead of EGP 8.07. The earlier edition of this study regressed the share against an equal-weight basket of the Egyptian names this series happens to cover; that basket is a coverage artefact and not a market, and the figure it produced (1.053) is withdrawn.</w:t>
+        <w:t>The beta deserves a note of its own, because it is the one input in the cost of capital that comes from a statistical estimate rather than from a quote or a disclosure. It is 1.020, from 256 weekly observations over 4.9 years of the share against the published EGX30 index — the index of the exchange the share is listed on, as of 2026-09-08 — on the exchange's own Sunday-to-Thursday week. The regression explains 24.8% of the variation with a standard error of 0.191, so all three conditions of the usability test are met and the estimate is adopted rather than defaulted; the Blume-adjusted cross-check is 1.013. The interval is wide, 0.71 to 1.33 at ninety per cent, because the share is thinly traded, and the lower bound is priced with the other contested constructions in section 1.8 rather than argued away: at 0.72 the answer is EGP 10.73 instead of EGP 9.24. The earlier edition of this study regressed the share against an equal-weight basket of the Egyptian names this series happens to cover; that basket is a coverage artefact and not a market, and the figure it produced (1.053) is withdrawn.</w:t>
       </w:r>
     </w:p>
     <w:p>
@@ -21265,7 +21265,7 @@
                 <w:color w:val="1C3A36"/>
                 <w:sz w:val="16"/>
               </w:rPr>
-              <w:t>8.07</w:t>
+              <w:t>9.24</w:t>
             </w:r>
           </w:p>
         </w:tc>
@@ -21339,7 +21339,7 @@
                 <w:color w:val="1C3A36"/>
                 <w:sz w:val="16"/>
               </w:rPr>
-              <w:t>11.61</w:t>
+              <w:t>12.77</w:t>
             </w:r>
           </w:p>
         </w:tc>
@@ -21373,7 +21373,7 @@
                 <w:color w:val="1C3A36"/>
                 <w:sz w:val="16"/>
               </w:rPr>
-              <w:t>The programme alone: EGP 3.53</w:t>
+              <w:t>The programme alone: EGP 3.54</w:t>
             </w:r>
           </w:p>
         </w:tc>
@@ -22663,7 +22663,7 @@
           <w:color w:val="1C3A36"/>
           <w:sz w:val="21"/>
         </w:rPr>
-        <w:t>The largest modelled allocation is the gas share of the cost stack. The statements give one materials line of EGP 4,399m and do not split gas from the rest. Gas is set at 75.0% of it, which implies 1,292 cubic metres a tonne of ammonia — inside the auditor's own disclosed 1,025 to 1,771 range, but a choice nonetheless. The alternative gas price is priced in section 1.8 and is worth EGP 3.00 a share.</w:t>
+        <w:t>The largest modelled allocation is the gas share of the cost stack. The statements give one materials line of EGP 4,399m and do not split gas from the rest. Gas is set at 75.0% of it, which implies 1,292 cubic metres a tonne of ammonia — inside the auditor's own disclosed 1,025 to 1,771 range, but a choice nonetheless. The alternative gas price is priced in section 1.8 and is worth EGP 3.25 a share.</w:t>
       </w:r>
     </w:p>
     <w:p>
@@ -22677,7 +22677,7 @@
           <w:color w:val="1C3A36"/>
           <w:sz w:val="21"/>
         </w:rPr>
-        <w:t>Maintenance capital expenditure is the driver this study got wrong on its first issue and has since re-anchored. It was set at three per cent of revenue on the assertion that the company's own observed spending was abnormally low; the cash-flow statements show two pre-project years at 1.1% of revenue, and that is now the central. The correction is worth EGP 0.37 a share on its own. The replacement-rate framing at 6.1% is published beside it as the downside rather than averaged in.</w:t>
+        <w:t>Maintenance capital expenditure is the driver this study got wrong on its first issue and has since re-anchored. It was set at three per cent of revenue on the assertion that the company's own observed spending was abnormally low; the cash-flow statements show two pre-project years at 1.1% of revenue, and that is now the central. The correction is worth EGP 0.38 a share on its own. The replacement-rate framing at 6.1% is published beside it as the downside rather than averaged in.</w:t>
       </w:r>
     </w:p>
     <w:p>
@@ -22691,7 +22691,7 @@
           <w:color w:val="1C3A36"/>
           <w:sz w:val="21"/>
         </w:rPr>
-        <w:t>The terminal charge for keeping the plant intact is the largest single judgement left in the model, and it is now a measurement rather than an assumption. Earlier editions charged the terminal by reinvesting a share of profit set by growth over an assumed return on capital — a construction that, read as a capital programme, rebuilds the entire asset base every 14.3 years, which is a fact about the pound rather than about a urea plant. It now charges what replacing the plant costs at today's prices: the book depreciation charge escalated over the average age of the base. THAT AGE IS READ OFF THE ACCOUNTS rather than assumed — accumulated depreciation over the year's own charge is the charge-weighted average age under straight-line depreciation, and it comes to 4.45 years against the 22.07-year replacement cycle the same note implies. This base is a quarter worn rather than half: only EGP 220 million of it, 1.3% of the depreciable cost, is fully depreciated and still in production. Where a company discloses too little to measure the age, half the life has to be assumed instead, and on this base that assumption is worth EGP 2.62 a share — the sixth largest of the ten priced alternatives, behind only the gas price and the discount-rate glide, and the reason the measurement was worth making.</w:t>
+        <w:t>The terminal charge for keeping the plant intact is the largest single judgement left in the model, and it is now a measurement rather than an assumption. Earlier editions charged the terminal by reinvesting a share of profit set by growth over an assumed return on capital — a construction that, read as a capital programme, rebuilds the entire asset base every 14.3 years, which is a fact about the pound rather than about a urea plant. It now charges what replacing the plant costs at today's prices: the book depreciation charge escalated over the average age of the base. THAT AGE IS READ OFF THE ACCOUNTS rather than assumed — accumulated depreciation over the year's own charge is the charge-weighted average age under straight-line depreciation, and it comes to 4.45 years against the 22.07-year replacement cycle the same note implies. This base is a quarter worn rather than half: only EGP 220 million of it, 1.3% of the depreciable cost, is fully depreciated and still in production. Where a company discloses too little to measure the age, half the life has to be assumed instead, and on this base that assumption is worth EGP 2.96 a share — the sixth largest of the ten priced alternatives, behind only the gas price and the discount-rate glide, and the reason the measurement was worth making.</w:t>
       </w:r>
     </w:p>
     <w:p>
@@ -22719,7 +22719,7 @@
           <w:color w:val="1C3A36"/>
           <w:sz w:val="21"/>
         </w:rPr>
-        <w:t>Terminal value is 77.8% of enterprise value on the carried-through case and 58.5% on the stopped case. The explicit years are a construction window: free cash flow to the firm is positive in 5 of the five years and negative in the other 0, and their present value is EGP 4,971 million against a terminal block of EGP 17,439 million. That is a real characteristic of an asset being rebuilt, not a modelling artefact — but it does mean the answer rests more heavily on one year than most studies do.</w:t>
+        <w:t>Terminal value is 79.8% of enterprise value on the carried-through case and 61.3% on the stopped case. The explicit years are a construction window: free cash flow to the firm is positive in 5 of the five years and negative in the other 0, and their present value is EGP 5,005 million against a terminal block of EGP 19,711 million. That is a real characteristic of an asset being rebuilt, not a modelling artefact — but it does mean the answer rests more heavily on one year than most studies do.</w:t>
       </w:r>
     </w:p>
     <w:p>
@@ -33867,7 +33867,7 @@
                 <w:color w:val="1C3A36"/>
                 <w:sz w:val="16"/>
               </w:rPr>
-              <w:t>26,074</w:t>
+              <w:t>28,379</w:t>
             </w:r>
           </w:p>
         </w:tc>
@@ -34151,7 +34151,7 @@
                 <w:color w:val="1C3A36"/>
                 <w:sz w:val="16"/>
               </w:rPr>
-              <w:t>20,961</w:t>
+              <w:t>23,227</w:t>
             </w:r>
           </w:p>
         </w:tc>
@@ -34207,7 +34207,7 @@
                 <w:color w:val="1C3A36"/>
                 <w:sz w:val="16"/>
               </w:rPr>
-              <w:t>20,759</w:t>
+              <w:t>23,049</w:t>
             </w:r>
           </w:p>
         </w:tc>
@@ -34263,7 +34263,7 @@
                 <w:color w:val="1C3A36"/>
                 <w:sz w:val="16"/>
               </w:rPr>
-              <w:t>21,293</w:t>
+              <w:t>23,537</w:t>
             </w:r>
           </w:p>
         </w:tc>
@@ -34375,7 +34375,7 @@
                 <w:color w:val="1C3A36"/>
                 <w:sz w:val="16"/>
               </w:rPr>
-              <w:t>15,721</w:t>
+              <w:t>17,420</w:t>
             </w:r>
           </w:p>
         </w:tc>
@@ -34431,7 +34431,7 @@
                 <w:color w:val="1C3A36"/>
                 <w:sz w:val="16"/>
               </w:rPr>
-              <w:t>7.91</w:t>
+              <w:t>8.77</w:t>
             </w:r>
           </w:p>
         </w:tc>
@@ -34483,7 +34483,7 @@
           <w:color w:val="1C3A36"/>
           <w:sz w:val="21"/>
         </w:rPr>
-        <w:t>Range: EGP 0.00 to EGP 8.04 a share.</w:t>
+        <w:t>Range: EGP 0.00 to EGP 8.89 a share.</w:t>
       </w:r>
     </w:p>
     <w:p>
@@ -34497,7 +34497,7 @@
           <w:color w:val="1C3A36"/>
           <w:sz w:val="19"/>
         </w:rPr>
-        <w:t>On both sides of the contested judgement.  With the programme carried through the claim is worth EGP 7.91 a share (EGP 0.00 to 8.04 across the volatility range); with the programme stopped the enterprise value rises to EGP 33,090 million and the same claim is worth EGP 10.52 (EGP 10.47 to 10.63). The two are published side by side and never averaged.</w:t>
+        <w:t>On both sides of the contested judgement.  With the programme carried through the claim is worth EGP 8.77 a share (EGP 0.00 to 8.89 across the volatility range); with the programme stopped the enterprise value rises to EGP 35,406 million and the same claim is worth EGP 11.39 (EGP 11.34 to 11.49). The two are published side by side and never averaged.</w:t>
       </w:r>
     </w:p>
     <w:p>
@@ -34511,7 +34511,7 @@
           <w:color w:val="1C3A36"/>
           <w:sz w:val="19"/>
         </w:rPr>
-        <w:t>Reading it.  The lowest and the widest of the three, and the only one that takes the debt seriously as a structural fact rather than as a subtraction. Enterprise value including the non-operating assets is EGP 26,074m against gross debt of EGP 14,639m, so the equity is out of the money on the model's own central case and its value is entirely time value. That is why the answer rises with volatility and with time, and why the grid below matters more than the point: at 30% volatility over three years the claim is worth EGP 6.82 a share, and at 60% over seven years EGP 8.72. A reader who finds it perverse that a worse business is worth more here has understood the method correctly: limited liability truncates the downside, so dispersion accrues to the holder. What the method cannot do is tell that holder when the option expires.</w:t>
+        <w:t>Reading it.  The lowest and the widest of the three, and the only one that takes the debt seriously as a structural fact rather than as a subtraction. Enterprise value including the non-operating assets is EGP 28,379m against gross debt of EGP 14,639m, so the equity is out of the money on the model's own central case and its value is entirely time value. That is why the answer rises with volatility and with time, and why the grid below matters more than the point: at 30% volatility over three years the claim is worth EGP 7.69 a share, and at 60% over seven years EGP 9.57. A reader who finds it perverse that a worse business is worth more here has understood the method correctly: limited liability truncates the downside, so dispersion accrues to the holder. What the method cannot do is tell that holder when the option expires.</w:t>
       </w:r>
     </w:p>
     <w:tbl>
@@ -34699,7 +34699,7 @@
                 <w:color w:val="1C3A36"/>
                 <w:sz w:val="17"/>
               </w:rPr>
-              <w:t>6.82</w:t>
+              <w:t>7.69</w:t>
             </w:r>
           </w:p>
         </w:tc>
@@ -34717,7 +34717,7 @@
                 <w:color w:val="1C3A36"/>
                 <w:sz w:val="17"/>
               </w:rPr>
-              <w:t>6.84</w:t>
+              <w:t>7.70</w:t>
             </w:r>
           </w:p>
         </w:tc>
@@ -34735,7 +34735,7 @@
                 <w:color w:val="1C3A36"/>
                 <w:sz w:val="17"/>
               </w:rPr>
-              <w:t>6.93</w:t>
+              <w:t>7.77</w:t>
             </w:r>
           </w:p>
         </w:tc>
@@ -34753,7 +34753,7 @@
                 <w:color w:val="1C3A36"/>
                 <w:sz w:val="17"/>
               </w:rPr>
-              <w:t>7.06</w:t>
+              <w:t>7.90</w:t>
             </w:r>
           </w:p>
         </w:tc>
@@ -34771,7 +34771,7 @@
                 <w:color w:val="1C3A36"/>
                 <w:sz w:val="17"/>
               </w:rPr>
-              <w:t>7.14</w:t>
+              <w:t>7.98</w:t>
             </w:r>
           </w:p>
         </w:tc>
@@ -34811,7 +34811,7 @@
                 <w:color w:val="1C3A36"/>
                 <w:sz w:val="17"/>
               </w:rPr>
-              <w:t>7.82</w:t>
+              <w:t>8.69</w:t>
             </w:r>
           </w:p>
         </w:tc>
@@ -34829,7 +34829,7 @@
                 <w:color w:val="1C3A36"/>
                 <w:sz w:val="17"/>
               </w:rPr>
-              <w:t>7.84</w:t>
+              <w:t>8.70</w:t>
             </w:r>
           </w:p>
         </w:tc>
@@ -34847,7 +34847,7 @@
                 <w:color w:val="1C3A36"/>
                 <w:sz w:val="17"/>
               </w:rPr>
-              <w:t>7.91</w:t>
+              <w:t>8.77</w:t>
             </w:r>
           </w:p>
         </w:tc>
@@ -34865,7 +34865,7 @@
                 <w:color w:val="1C3A36"/>
                 <w:sz w:val="17"/>
               </w:rPr>
-              <w:t>8.04</w:t>
+              <w:t>8.89</w:t>
             </w:r>
           </w:p>
         </w:tc>
@@ -34883,7 +34883,7 @@
                 <w:color w:val="1C3A36"/>
                 <w:sz w:val="17"/>
               </w:rPr>
-              <w:t>8.12</w:t>
+              <w:t>8.96</w:t>
             </w:r>
           </w:p>
         </w:tc>
@@ -34923,7 +34923,7 @@
                 <w:color w:val="1C3A36"/>
                 <w:sz w:val="17"/>
               </w:rPr>
-              <w:t>8.49</w:t>
+              <w:t>9.36</w:t>
             </w:r>
           </w:p>
         </w:tc>
@@ -34941,7 +34941,7 @@
                 <w:color w:val="1C3A36"/>
                 <w:sz w:val="17"/>
               </w:rPr>
-              <w:t>8.50</w:t>
+              <w:t>9.37</w:t>
             </w:r>
           </w:p>
         </w:tc>
@@ -34959,7 +34959,7 @@
                 <w:color w:val="1C3A36"/>
                 <w:sz w:val="17"/>
               </w:rPr>
-              <w:t>8.56</w:t>
+              <w:t>9.42</w:t>
             </w:r>
           </w:p>
         </w:tc>
@@ -34977,7 +34977,7 @@
                 <w:color w:val="1C3A36"/>
                 <w:sz w:val="17"/>
               </w:rPr>
-              <w:t>8.66</w:t>
+              <w:t>9.51</w:t>
             </w:r>
           </w:p>
         </w:tc>
@@ -34995,7 +34995,7 @@
                 <w:color w:val="1C3A36"/>
                 <w:sz w:val="17"/>
               </w:rPr>
-              <w:t>8.72</w:t>
+              <w:t>9.57</w:t>
             </w:r>
           </w:p>
         </w:tc>
@@ -35031,7 +35031,7 @@
           <w:color w:val="1C3A36"/>
           <w:sz w:val="19"/>
         </w:rPr>
-        <w:t>Named sensitivity.  Volatility is the swing factor: at 35% the claim is worth EGP 7.84 a share, at 55% EGP 8.04. Time to maturity matters almost as much, because it is time for the enterprise to recover above the debt.</w:t>
+        <w:t>Named sensitivity.  Volatility is the swing factor: at 35% the claim is worth EGP 8.70 a share, at 55% EGP 8.89. Time to maturity matters almost as much, because it is time for the enterprise to recover above the debt.</w:t>
       </w:r>
     </w:p>
     <w:p>
@@ -35773,7 +35773,7 @@
                 <w:color w:val="1C3A36"/>
                 <w:sz w:val="16"/>
               </w:rPr>
-              <w:t>-2.79</w:t>
+              <w:t>-3.63</w:t>
             </w:r>
           </w:p>
         </w:tc>
@@ -35830,7 +35830,7 @@
                 <w:color w:val="1C3A36"/>
                 <w:sz w:val="16"/>
               </w:rPr>
-              <w:t>-4.18</w:t>
+              <w:t>-5.03</w:t>
             </w:r>
           </w:p>
         </w:tc>
@@ -35887,7 +35887,7 @@
                 <w:color w:val="1C3A36"/>
                 <w:sz w:val="16"/>
               </w:rPr>
-              <w:t>-8.07</w:t>
+              <w:t>-9.24</w:t>
             </w:r>
           </w:p>
         </w:tc>
@@ -35944,7 +35944,7 @@
                 <w:color w:val="1C3A36"/>
                 <w:sz w:val="16"/>
               </w:rPr>
-              <w:t>-6.34</w:t>
+              <w:t>-5.17</w:t>
             </w:r>
           </w:p>
         </w:tc>
